--- a/internal_doc/05.测试设计/story/配置参数/Story_配置参数集中修改测试设计.docx
+++ b/internal_doc/05.测试设计/story/配置参数/Story_配置参数集中修改测试设计.docx
@@ -3710,9 +3710,6 @@
           <w:numId w:val="7"/>
         </w:numPr>
         <w:ind w:firstLineChars="0"/>
-        <w:rPr>
-          <w:rFonts w:hint="eastAsia"/>
-        </w:rPr>
       </w:pPr>
       <w:r>
         <w:rPr>
@@ -3826,9 +3823,6 @@
           <w:numId w:val="7"/>
         </w:numPr>
         <w:ind w:firstLineChars="0"/>
-        <w:rPr>
-          <w:rFonts w:hint="eastAsia"/>
-        </w:rPr>
       </w:pPr>
       <w:r>
         <w:rPr>
@@ -3846,9 +3840,6 @@
     <w:p>
       <w:pPr>
         <w:ind w:firstLine="360"/>
-        <w:rPr>
-          <w:rFonts w:hint="eastAsia"/>
-        </w:rPr>
       </w:pPr>
       <w:r>
         <w:rPr>
@@ -3915,9 +3906,6 @@
           <w:numId w:val="7"/>
         </w:numPr>
         <w:ind w:firstLineChars="0"/>
-        <w:rPr>
-          <w:rFonts w:hint="eastAsia"/>
-        </w:rPr>
       </w:pPr>
       <w:r>
         <w:rPr>
@@ -4155,9 +4143,6 @@
     <w:p>
       <w:pPr>
         <w:ind w:firstLine="420"/>
-        <w:rPr>
-          <w:rFonts w:hint="eastAsia"/>
-        </w:rPr>
       </w:pPr>
       <w:r>
         <w:rPr>
@@ -4182,9 +4167,6 @@
     <w:p>
       <w:pPr>
         <w:ind w:firstLine="360"/>
-        <w:rPr>
-          <w:rFonts w:hint="eastAsia"/>
-        </w:rPr>
       </w:pPr>
       <w:r>
         <w:rPr>
@@ -4237,9 +4219,6 @@
           <w:numId w:val="7"/>
         </w:numPr>
         <w:ind w:firstLineChars="0"/>
-        <w:rPr>
-          <w:rFonts w:hint="eastAsia"/>
-        </w:rPr>
       </w:pPr>
       <w:r>
         <w:rPr>
@@ -4464,9 +4443,6 @@
       <w:pPr>
         <w:pStyle w:val="ListParagraph"/>
         <w:ind w:left="360" w:firstLineChars="0" w:firstLine="0"/>
-        <w:rPr>
-          <w:rFonts w:hint="eastAsia"/>
-        </w:rPr>
       </w:pPr>
       <w:r>
         <w:rPr>
@@ -4491,9 +4467,6 @@
       <w:pPr>
         <w:pStyle w:val="ListParagraph"/>
         <w:ind w:left="360" w:firstLineChars="0" w:firstLine="0"/>
-        <w:rPr>
-          <w:rFonts w:hint="eastAsia"/>
-        </w:rPr>
       </w:pPr>
       <w:r>
         <w:rPr>
@@ -4607,7 +4580,7 @@
         <w:pStyle w:val="Heading2"/>
         <w:spacing w:line="276" w:lineRule="auto"/>
         <w:rPr>
-          <w:rFonts w:cs="Arial" w:hint="eastAsia"/>
+          <w:rFonts w:cs="Arial"/>
         </w:rPr>
       </w:pPr>
       <w:bookmarkStart w:id="5" w:name="_Toc502217306"/>
@@ -4773,9 +4746,6 @@
           <w:numId w:val="8"/>
         </w:numPr>
         <w:ind w:firstLineChars="0"/>
-        <w:rPr>
-          <w:rFonts w:hint="eastAsia"/>
-        </w:rPr>
       </w:pPr>
       <w:r>
         <w:rPr>
@@ -4800,9 +4770,6 @@
       <w:pPr>
         <w:pStyle w:val="ListParagraph"/>
         <w:ind w:left="360" w:firstLineChars="0" w:firstLine="0"/>
-        <w:rPr>
-          <w:rFonts w:hint="eastAsia"/>
-        </w:rPr>
       </w:pPr>
       <w:r>
         <w:object w:dxaOrig="3853" w:dyaOrig="12805">
@@ -4825,10 +4792,10 @@
             <v:path o:extrusionok="f" gradientshapeok="t" o:connecttype="rect"/>
             <o:lock v:ext="edit" aspectratio="t"/>
           </v:shapetype>
-          <v:shape id="_x0000_i1025" type="#_x0000_t75" style="width:192.75pt;height:640.5pt" o:ole="">
+          <v:shape id="_x0000_i1025" type="#_x0000_t75" style="width:193.15pt;height:640.4pt" o:ole="">
             <v:imagedata r:id="rId11" o:title=""/>
           </v:shape>
-          <o:OLEObject Type="Embed" ProgID="Visio.Drawing.11" ShapeID="_x0000_i1025" DrawAspect="Content" ObjectID="_1583154730" r:id="rId12"/>
+          <o:OLEObject Type="Embed" ProgID="Visio.Drawing.11" ShapeID="_x0000_i1025" DrawAspect="Content" ObjectID="_1583216984" r:id="rId12"/>
         </w:object>
       </w:r>
     </w:p>
@@ -4836,9 +4803,6 @@
       <w:pPr>
         <w:pStyle w:val="ListParagraph"/>
         <w:ind w:left="360" w:firstLineChars="0" w:firstLine="0"/>
-        <w:rPr>
-          <w:rFonts w:hint="eastAsia"/>
-        </w:rPr>
       </w:pPr>
       <w:r>
         <w:t>C</w:t>
@@ -4883,9 +4847,6 @@
           <w:numId w:val="8"/>
         </w:numPr>
         <w:ind w:firstLineChars="0"/>
-        <w:rPr>
-          <w:rFonts w:hint="eastAsia"/>
-        </w:rPr>
       </w:pPr>
       <w:r>
         <w:rPr>
@@ -4898,16 +4859,13 @@
       <w:pPr>
         <w:pStyle w:val="ListParagraph"/>
         <w:ind w:left="360" w:firstLineChars="0" w:firstLine="0"/>
-        <w:rPr>
-          <w:rFonts w:hint="eastAsia"/>
-        </w:rPr>
       </w:pPr>
       <w:r>
         <w:object w:dxaOrig="5667" w:dyaOrig="10492">
-          <v:shape id="_x0000_i1026" type="#_x0000_t75" style="width:283.5pt;height:524.25pt" o:ole="">
+          <v:shape id="_x0000_i1026" type="#_x0000_t75" style="width:283.85pt;height:524.1pt" o:ole="">
             <v:imagedata r:id="rId13" o:title=""/>
           </v:shape>
-          <o:OLEObject Type="Embed" ProgID="Visio.Drawing.11" ShapeID="_x0000_i1026" DrawAspect="Content" ObjectID="_1583154731" r:id="rId14"/>
+          <o:OLEObject Type="Embed" ProgID="Visio.Drawing.11" ShapeID="_x0000_i1026" DrawAspect="Content" ObjectID="_1583216985" r:id="rId14"/>
         </w:object>
       </w:r>
     </w:p>
@@ -4915,9 +4873,6 @@
       <w:pPr>
         <w:pStyle w:val="ListParagraph"/>
         <w:ind w:left="360" w:firstLineChars="0" w:firstLine="0"/>
-        <w:rPr>
-          <w:rFonts w:hint="eastAsia"/>
-        </w:rPr>
       </w:pPr>
       <w:r>
         <w:rPr>
@@ -4958,9 +4913,6 @@
           <w:numId w:val="8"/>
         </w:numPr>
         <w:ind w:firstLineChars="0"/>
-        <w:rPr>
-          <w:rFonts w:hint="eastAsia"/>
-        </w:rPr>
       </w:pPr>
       <w:r>
         <w:t>U</w:t>
@@ -4982,16 +4934,13 @@
       <w:pPr>
         <w:pStyle w:val="ListParagraph"/>
         <w:ind w:left="360" w:firstLineChars="0" w:firstLine="0"/>
-        <w:rPr>
-          <w:rFonts w:hint="eastAsia"/>
-        </w:rPr>
       </w:pPr>
       <w:r>
         <w:object w:dxaOrig="7453" w:dyaOrig="13661">
-          <v:shape id="_x0000_i1027" type="#_x0000_t75" style="width:372.75pt;height:683.25pt" o:ole="">
+          <v:shape id="_x0000_i1027" type="#_x0000_t75" style="width:372.45pt;height:683.3pt" o:ole="">
             <v:imagedata r:id="rId15" o:title=""/>
           </v:shape>
-          <o:OLEObject Type="Embed" ProgID="Visio.Drawing.11" ShapeID="_x0000_i1027" DrawAspect="Content" ObjectID="_1583154732" r:id="rId16"/>
+          <o:OLEObject Type="Embed" ProgID="Visio.Drawing.11" ShapeID="_x0000_i1027" DrawAspect="Content" ObjectID="_1583216986" r:id="rId16"/>
         </w:object>
       </w:r>
     </w:p>
@@ -5131,9 +5080,6 @@
     <w:p>
       <w:pPr>
         <w:ind w:firstLine="357"/>
-        <w:rPr>
-          <w:rFonts w:hint="eastAsia"/>
-        </w:rPr>
       </w:pPr>
       <w:r>
         <w:rPr>
@@ -5369,9 +5315,6 @@
         </w:numPr>
         <w:spacing w:line="276" w:lineRule="auto"/>
         <w:ind w:firstLineChars="0"/>
-        <w:rPr>
-          <w:rFonts w:hint="eastAsia"/>
-        </w:rPr>
       </w:pPr>
       <w:r>
         <w:rPr>
@@ -5432,9 +5375,6 @@
         </w:numPr>
         <w:spacing w:line="276" w:lineRule="auto"/>
         <w:ind w:firstLineChars="0"/>
-        <w:rPr>
-          <w:rFonts w:hint="eastAsia"/>
-        </w:rPr>
       </w:pPr>
       <w:r>
         <w:rPr>
@@ -5549,9 +5489,6 @@
       <w:pPr>
         <w:spacing w:line="276" w:lineRule="auto"/>
         <w:ind w:firstLine="420"/>
-        <w:rPr>
-          <w:rFonts w:hint="eastAsia"/>
-        </w:rPr>
       </w:pPr>
       <w:r>
         <w:rPr>
@@ -5684,9 +5621,6 @@
       <w:pPr>
         <w:spacing w:line="276" w:lineRule="auto"/>
         <w:ind w:firstLine="420"/>
-        <w:rPr>
-          <w:rFonts w:hint="eastAsia"/>
-        </w:rPr>
       </w:pPr>
       <w:r>
         <w:rPr>
@@ -5805,9 +5739,6 @@
         </w:numPr>
         <w:spacing w:line="276" w:lineRule="auto"/>
         <w:ind w:firstLineChars="0"/>
-        <w:rPr>
-          <w:rFonts w:hint="eastAsia"/>
-        </w:rPr>
       </w:pPr>
       <w:r>
         <w:t>U</w:t>
@@ -5904,9 +5835,6 @@
         <w:pStyle w:val="ListParagraph"/>
         <w:spacing w:line="276" w:lineRule="auto"/>
         <w:ind w:left="840" w:firstLineChars="0"/>
-        <w:rPr>
-          <w:rFonts w:hint="eastAsia"/>
-        </w:rPr>
       </w:pPr>
       <w:r>
         <w:rPr>
@@ -8292,7 +8220,7 @@
                 <w:kern w:val="0"/>
                 <w:sz w:val="22"/>
               </w:rPr>
-              <w:t>Y</w:t>
+              <w:t>N</w:t>
             </w:r>
           </w:p>
         </w:tc>
@@ -14594,9 +14522,6 @@
     <w:p>
       <w:pPr>
         <w:spacing w:line="276" w:lineRule="auto"/>
-        <w:rPr>
-          <w:rFonts w:hint="eastAsia"/>
-        </w:rPr>
       </w:pPr>
       <w:r>
         <w:rPr>
@@ -14626,9 +14551,6 @@
         </w:numPr>
         <w:spacing w:line="276" w:lineRule="auto"/>
         <w:ind w:firstLineChars="0"/>
-        <w:rPr>
-          <w:rFonts w:hint="eastAsia"/>
-        </w:rPr>
       </w:pPr>
       <w:r>
         <w:rPr>
@@ -14682,9 +14604,6 @@
         </w:numPr>
         <w:spacing w:line="276" w:lineRule="auto"/>
         <w:ind w:firstLineChars="0"/>
-        <w:rPr>
-          <w:rFonts w:hint="eastAsia"/>
-        </w:rPr>
       </w:pPr>
       <w:r>
         <w:rPr>
@@ -14714,9 +14633,6 @@
     <w:p>
       <w:pPr>
         <w:spacing w:line="276" w:lineRule="auto"/>
-        <w:rPr>
-          <w:rFonts w:hint="eastAsia"/>
-        </w:rPr>
       </w:pPr>
       <w:r>
         <w:rPr>
@@ -14741,9 +14657,6 @@
         </w:numPr>
         <w:spacing w:line="276" w:lineRule="auto"/>
         <w:ind w:firstLineChars="0"/>
-        <w:rPr>
-          <w:rFonts w:hint="eastAsia"/>
-        </w:rPr>
       </w:pPr>
       <w:r>
         <w:rPr>
@@ -14773,9 +14686,6 @@
         </w:numPr>
         <w:spacing w:line="276" w:lineRule="auto"/>
         <w:ind w:firstLineChars="0"/>
-        <w:rPr>
-          <w:rFonts w:hint="eastAsia"/>
-        </w:rPr>
       </w:pPr>
       <w:r>
         <w:rPr>
@@ -15109,11 +15019,98 @@
           <w:p>
             <w:pPr>
               <w:rPr>
+                <w:iCs/>
+                <w:noProof/>
+                <w:color w:val="000000"/>
+              </w:rPr>
+            </w:pPr>
+            <w:r>
+              <w:rPr>
                 <w:rFonts w:hint="eastAsia"/>
                 <w:iCs/>
                 <w:noProof/>
                 <w:color w:val="000000"/>
               </w:rPr>
+              <w:t>参数个数</w:t>
+            </w:r>
+          </w:p>
+        </w:tc>
+        <w:tc>
+          <w:tcPr>
+            <w:tcW w:w="2112" w:type="dxa"/>
+          </w:tcPr>
+          <w:p>
+            <w:pPr>
+              <w:rPr>
+                <w:iCs/>
+                <w:color w:val="000000"/>
+              </w:rPr>
+            </w:pPr>
+            <w:r>
+              <w:rPr>
+                <w:rFonts w:hint="eastAsia"/>
+                <w:iCs/>
+                <w:color w:val="000000"/>
+              </w:rPr>
+              <w:t>1</w:t>
+            </w:r>
+            <w:r>
+              <w:rPr>
+                <w:rFonts w:hint="eastAsia"/>
+                <w:iCs/>
+                <w:color w:val="000000"/>
+              </w:rPr>
+              <w:t>个</w:t>
+            </w:r>
+          </w:p>
+        </w:tc>
+        <w:tc>
+          <w:tcPr>
+            <w:tcW w:w="2070" w:type="dxa"/>
+          </w:tcPr>
+          <w:p>
+            <w:pPr>
+              <w:rPr>
+                <w:iCs/>
+                <w:color w:val="000000"/>
+              </w:rPr>
+            </w:pPr>
+            <w:r>
+              <w:rPr>
+                <w:rFonts w:hint="eastAsia"/>
+                <w:iCs/>
+                <w:color w:val="000000"/>
+              </w:rPr>
+              <w:t>多个</w:t>
+            </w:r>
+          </w:p>
+        </w:tc>
+        <w:tc>
+          <w:tcPr>
+            <w:tcW w:w="1941" w:type="dxa"/>
+          </w:tcPr>
+          <w:p>
+            <w:pPr>
+              <w:rPr>
+                <w:iCs/>
+                <w:color w:val="000000"/>
+              </w:rPr>
+            </w:pPr>
+          </w:p>
+        </w:tc>
+      </w:tr>
+      <w:tr>
+        <w:tc>
+          <w:tcPr>
+            <w:tcW w:w="1979" w:type="dxa"/>
+          </w:tcPr>
+          <w:p>
+            <w:pPr>
+              <w:rPr>
+                <w:iCs/>
+                <w:noProof/>
+                <w:color w:val="000000"/>
+              </w:rPr>
             </w:pPr>
             <w:r>
               <w:rPr>
@@ -15122,96 +15119,6 @@
                 <w:noProof/>
                 <w:color w:val="000000"/>
               </w:rPr>
-              <w:t>参数个数</w:t>
-            </w:r>
-          </w:p>
-        </w:tc>
-        <w:tc>
-          <w:tcPr>
-            <w:tcW w:w="2112" w:type="dxa"/>
-          </w:tcPr>
-          <w:p>
-            <w:pPr>
-              <w:rPr>
-                <w:rFonts w:hint="eastAsia"/>
-                <w:iCs/>
-                <w:color w:val="000000"/>
-              </w:rPr>
-            </w:pPr>
-            <w:r>
-              <w:rPr>
-                <w:rFonts w:hint="eastAsia"/>
-                <w:iCs/>
-                <w:color w:val="000000"/>
-              </w:rPr>
-              <w:t>1</w:t>
-            </w:r>
-            <w:r>
-              <w:rPr>
-                <w:rFonts w:hint="eastAsia"/>
-                <w:iCs/>
-                <w:color w:val="000000"/>
-              </w:rPr>
-              <w:t>个</w:t>
-            </w:r>
-          </w:p>
-        </w:tc>
-        <w:tc>
-          <w:tcPr>
-            <w:tcW w:w="2070" w:type="dxa"/>
-          </w:tcPr>
-          <w:p>
-            <w:pPr>
-              <w:rPr>
-                <w:rFonts w:hint="eastAsia"/>
-                <w:iCs/>
-                <w:color w:val="000000"/>
-              </w:rPr>
-            </w:pPr>
-            <w:r>
-              <w:rPr>
-                <w:rFonts w:hint="eastAsia"/>
-                <w:iCs/>
-                <w:color w:val="000000"/>
-              </w:rPr>
-              <w:t>多个</w:t>
-            </w:r>
-          </w:p>
-        </w:tc>
-        <w:tc>
-          <w:tcPr>
-            <w:tcW w:w="1941" w:type="dxa"/>
-          </w:tcPr>
-          <w:p>
-            <w:pPr>
-              <w:rPr>
-                <w:iCs/>
-                <w:color w:val="000000"/>
-              </w:rPr>
-            </w:pPr>
-          </w:p>
-        </w:tc>
-      </w:tr>
-      <w:tr>
-        <w:tc>
-          <w:tcPr>
-            <w:tcW w:w="1979" w:type="dxa"/>
-          </w:tcPr>
-          <w:p>
-            <w:pPr>
-              <w:rPr>
-                <w:iCs/>
-                <w:noProof/>
-                <w:color w:val="000000"/>
-              </w:rPr>
-            </w:pPr>
-            <w:r>
-              <w:rPr>
-                <w:rFonts w:hint="eastAsia"/>
-                <w:iCs/>
-                <w:noProof/>
-                <w:color w:val="000000"/>
-              </w:rPr>
               <w:t>更新组个数</w:t>
             </w:r>
           </w:p>
@@ -15393,9 +15300,6 @@
         <w:pStyle w:val="ListParagraph"/>
         <w:spacing w:line="276" w:lineRule="auto"/>
         <w:ind w:left="840" w:firstLineChars="0" w:firstLine="0"/>
-        <w:rPr>
-          <w:rFonts w:hint="eastAsia"/>
-        </w:rPr>
       </w:pPr>
       <w:r>
         <w:rPr>
@@ -15413,9 +15317,6 @@
         </w:numPr>
         <w:spacing w:line="276" w:lineRule="auto"/>
         <w:ind w:firstLineChars="0"/>
-        <w:rPr>
-          <w:rFonts w:hint="eastAsia"/>
-        </w:rPr>
       </w:pPr>
       <w:r>
         <w:rPr>
@@ -15469,9 +15370,6 @@
         </w:numPr>
         <w:spacing w:line="276" w:lineRule="auto"/>
         <w:ind w:firstLineChars="0"/>
-        <w:rPr>
-          <w:rFonts w:hint="eastAsia"/>
-        </w:rPr>
       </w:pPr>
       <w:r>
         <w:rPr>
@@ -15513,9 +15411,6 @@
         </w:numPr>
         <w:spacing w:line="276" w:lineRule="auto"/>
         <w:ind w:firstLineChars="0"/>
-        <w:rPr>
-          <w:rFonts w:hint="eastAsia"/>
-        </w:rPr>
       </w:pPr>
       <w:r>
         <w:rPr>
@@ -15568,9 +15463,6 @@
         <w:pStyle w:val="ListParagraph"/>
         <w:spacing w:line="276" w:lineRule="auto"/>
         <w:ind w:left="840" w:firstLineChars="0" w:firstLine="0"/>
-        <w:rPr>
-          <w:rFonts w:hint="eastAsia"/>
-        </w:rPr>
       </w:pPr>
       <w:r>
         <w:rPr>
@@ -15835,7 +15727,7 @@
               <w:spacing w:line="276" w:lineRule="auto"/>
               <w:ind w:firstLineChars="0"/>
               <w:rPr>
-                <w:rFonts w:ascii="Arial" w:hAnsi="Arial" w:cs="Arial" w:hint="eastAsia"/>
+                <w:rFonts w:ascii="Arial" w:hAnsi="Arial" w:cs="Arial"/>
               </w:rPr>
             </w:pPr>
             <w:r>
@@ -15879,6 +15771,38 @@
               <w:spacing w:line="276" w:lineRule="auto"/>
               <w:ind w:firstLineChars="0"/>
               <w:rPr>
+                <w:rFonts w:ascii="Arial" w:hAnsi="Arial" w:cs="Arial" w:hint="eastAsia"/>
+              </w:rPr>
+            </w:pPr>
+            <w:r>
+              <w:rPr>
+                <w:rFonts w:ascii="Arial" w:hAnsi="Arial" w:cs="Arial" w:hint="eastAsia"/>
+              </w:rPr>
+              <w:t>为空，如不填、输入</w:t>
+            </w:r>
+            <w:r>
+              <w:rPr>
+                <w:rFonts w:ascii="Arial" w:hAnsi="Arial" w:cs="Arial" w:hint="eastAsia"/>
+              </w:rPr>
+              <w:t>null</w:t>
+            </w:r>
+            <w:r>
+              <w:rPr>
+                <w:rFonts w:ascii="Arial" w:hAnsi="Arial" w:cs="Arial" w:hint="eastAsia"/>
+              </w:rPr>
+              <w:t>值</w:t>
+            </w:r>
+          </w:p>
+          <w:p>
+            <w:pPr>
+              <w:pStyle w:val="ListParagraph"/>
+              <w:numPr>
+                <w:ilvl w:val="0"/>
+                <w:numId w:val="12"/>
+              </w:numPr>
+              <w:spacing w:line="276" w:lineRule="auto"/>
+              <w:ind w:firstLineChars="0"/>
+              <w:rPr>
                 <w:rFonts w:ascii="Arial" w:hAnsi="Arial" w:cs="Arial"/>
               </w:rPr>
             </w:pPr>
@@ -15886,19 +15810,37 @@
               <w:rPr>
                 <w:rFonts w:ascii="Arial" w:hAnsi="Arial" w:cs="Arial" w:hint="eastAsia"/>
               </w:rPr>
-              <w:t>为空，如不填、输入</w:t>
+              <w:t>无效的配置参数，如</w:t>
             </w:r>
             <w:r>
               <w:rPr>
                 <w:rFonts w:ascii="Arial" w:hAnsi="Arial" w:cs="Arial" w:hint="eastAsia"/>
               </w:rPr>
-              <w:t>null</w:t>
+              <w:t>{</w:t>
             </w:r>
             <w:r>
               <w:rPr>
                 <w:rFonts w:ascii="Arial" w:hAnsi="Arial" w:cs="Arial" w:hint="eastAsia"/>
               </w:rPr>
-              <w:t>值</w:t>
+              <w:t>“</w:t>
+            </w:r>
+            <w:r>
+              <w:rPr>
+                <w:rFonts w:ascii="Arial" w:hAnsi="Arial" w:cs="Arial" w:hint="eastAsia"/>
+              </w:rPr>
+              <w:t>test</w:t>
+            </w:r>
+            <w:r>
+              <w:rPr>
+                <w:rFonts w:ascii="Arial" w:hAnsi="Arial" w:cs="Arial" w:hint="eastAsia"/>
+              </w:rPr>
+              <w:t>”：</w:t>
+            </w:r>
+            <w:r>
+              <w:rPr>
+                <w:rFonts w:ascii="Arial" w:hAnsi="Arial" w:cs="Arial" w:hint="eastAsia"/>
+              </w:rPr>
+              <w:t>1}</w:t>
             </w:r>
           </w:p>
         </w:tc>
@@ -15930,17 +15872,14 @@
               <w:autoSpaceDN w:val="0"/>
               <w:adjustRightInd w:val="0"/>
               <w:jc w:val="left"/>
+            </w:pPr>
+            <w:r>
+              <w:t>O</w:t>
+            </w:r>
+            <w:r>
               <w:rPr>
                 <w:rFonts w:hint="eastAsia"/>
               </w:rPr>
-            </w:pPr>
-            <w:r>
-              <w:t>O</w:t>
-            </w:r>
-            <w:r>
-              <w:rPr>
-                <w:rFonts w:hint="eastAsia"/>
-              </w:rPr>
               <w:t>ptions</w:t>
             </w:r>
           </w:p>
@@ -15950,11 +15889,6 @@
             <w:tcW w:w="2227" w:type="dxa"/>
           </w:tcPr>
           <w:p>
-            <w:pPr>
-              <w:rPr>
-                <w:rFonts w:hint="eastAsia"/>
-              </w:rPr>
-            </w:pPr>
             <w:r>
               <w:rPr>
                 <w:rFonts w:hint="eastAsia"/>
@@ -15982,9 +15916,6 @@
               </w:numPr>
               <w:spacing w:line="276" w:lineRule="auto"/>
               <w:ind w:firstLineChars="0"/>
-              <w:rPr>
-                <w:rFonts w:hint="eastAsia"/>
-              </w:rPr>
             </w:pPr>
             <w:r>
               <w:rPr>
@@ -16008,14 +15939,11 @@
               </w:numPr>
               <w:spacing w:line="276" w:lineRule="auto"/>
               <w:ind w:firstLineChars="0"/>
+            </w:pPr>
+            <w:r>
               <w:rPr>
                 <w:rFonts w:hint="eastAsia"/>
               </w:rPr>
-            </w:pPr>
-            <w:r>
-              <w:rPr>
-                <w:rFonts w:hint="eastAsia"/>
-              </w:rPr>
               <w:t>为空</w:t>
             </w:r>
           </w:p>
@@ -16028,7 +15956,7 @@
             <w:pPr>
               <w:spacing w:line="276" w:lineRule="auto"/>
               <w:rPr>
-                <w:rFonts w:ascii="Arial" w:hAnsi="Arial" w:cs="Arial" w:hint="eastAsia"/>
+                <w:rFonts w:ascii="Arial" w:hAnsi="Arial" w:cs="Arial"/>
               </w:rPr>
             </w:pPr>
             <w:r>
@@ -16079,9 +16007,6 @@
       <w:pPr>
         <w:spacing w:line="276" w:lineRule="auto"/>
         <w:ind w:left="420"/>
-        <w:rPr>
-          <w:rFonts w:hint="eastAsia"/>
-        </w:rPr>
       </w:pPr>
     </w:p>
     <w:p>
@@ -16093,9 +16018,6 @@
         </w:numPr>
         <w:spacing w:line="276" w:lineRule="auto"/>
         <w:ind w:firstLineChars="0"/>
-        <w:rPr>
-          <w:rFonts w:hint="eastAsia"/>
-        </w:rPr>
       </w:pPr>
       <w:r>
         <w:rPr>
@@ -16115,9 +16037,6 @@
         <w:pStyle w:val="ListParagraph"/>
         <w:spacing w:line="276" w:lineRule="auto"/>
         <w:ind w:left="840" w:firstLineChars="0" w:firstLine="0"/>
-        <w:rPr>
-          <w:rFonts w:hint="eastAsia"/>
-        </w:rPr>
       </w:pPr>
       <w:r>
         <w:rPr>
@@ -16165,14 +16084,7 @@
         <w:rPr>
           <w:rFonts w:hint="eastAsia"/>
         </w:rPr>
-        <w:t>测试</w:t>
-      </w:r>
-      <w:r>
-        <w:rPr>
-          <w:rFonts w:hint="eastAsia"/>
-        </w:rPr>
-        <w:lastRenderedPageBreak/>
-        <w:t>点，主要覆盖基本测试点即可。</w:t>
+        <w:t>测试点，主要覆盖基本测试点即可。</w:t>
       </w:r>
     </w:p>
     <w:p>
@@ -16180,9 +16092,6 @@
         <w:pStyle w:val="ListParagraph"/>
         <w:spacing w:line="276" w:lineRule="auto"/>
         <w:ind w:left="840" w:firstLineChars="0" w:firstLine="0"/>
-        <w:rPr>
-          <w:rFonts w:hint="eastAsia"/>
-        </w:rPr>
       </w:pPr>
       <w:r>
         <w:rPr>
@@ -21931,9 +21840,6 @@
         <w:pStyle w:val="ListParagraph"/>
         <w:spacing w:line="276" w:lineRule="auto"/>
         <w:ind w:left="840" w:firstLineChars="0" w:firstLine="0"/>
-        <w:rPr>
-          <w:rFonts w:hint="eastAsia"/>
-        </w:rPr>
       </w:pPr>
     </w:p>
     <w:p>
@@ -21941,9 +21847,6 @@
         <w:pStyle w:val="ListParagraph"/>
         <w:spacing w:line="276" w:lineRule="auto"/>
         <w:ind w:left="840" w:firstLineChars="0" w:firstLine="0"/>
-        <w:rPr>
-          <w:rFonts w:hint="eastAsia"/>
-        </w:rPr>
       </w:pPr>
       <w:r>
         <w:rPr>
@@ -21963,9 +21866,6 @@
         <w:pStyle w:val="ListParagraph"/>
         <w:spacing w:line="276" w:lineRule="auto"/>
         <w:ind w:left="840" w:firstLineChars="0" w:firstLine="0"/>
-        <w:rPr>
-          <w:rFonts w:hint="eastAsia"/>
-        </w:rPr>
       </w:pPr>
       <w:r>
         <w:rPr>
@@ -21983,9 +21883,6 @@
         </w:numPr>
         <w:spacing w:line="276" w:lineRule="auto"/>
         <w:ind w:firstLineChars="0"/>
-        <w:rPr>
-          <w:rFonts w:hint="eastAsia"/>
-        </w:rPr>
       </w:pPr>
       <w:r>
         <w:rPr>
@@ -22039,9 +21936,6 @@
         </w:numPr>
         <w:spacing w:line="276" w:lineRule="auto"/>
         <w:ind w:firstLineChars="0"/>
-        <w:rPr>
-          <w:rFonts w:hint="eastAsia"/>
-        </w:rPr>
       </w:pPr>
       <w:r>
         <w:rPr>
@@ -22059,9 +21953,6 @@
         </w:numPr>
         <w:spacing w:line="276" w:lineRule="auto"/>
         <w:ind w:firstLineChars="0"/>
-        <w:rPr>
-          <w:rFonts w:hint="eastAsia"/>
-        </w:rPr>
       </w:pPr>
       <w:r>
         <w:rPr>
@@ -22108,9 +21999,6 @@
         <w:pStyle w:val="ListParagraph"/>
         <w:spacing w:line="276" w:lineRule="auto"/>
         <w:ind w:left="840" w:firstLineChars="0" w:firstLine="0"/>
-        <w:rPr>
-          <w:rFonts w:hint="eastAsia"/>
-        </w:rPr>
       </w:pPr>
     </w:p>
     <w:p>
@@ -22118,9 +22006,6 @@
         <w:pStyle w:val="ListParagraph"/>
         <w:spacing w:line="276" w:lineRule="auto"/>
         <w:ind w:left="840" w:firstLineChars="0" w:firstLine="0"/>
-        <w:rPr>
-          <w:rFonts w:hint="eastAsia"/>
-        </w:rPr>
       </w:pPr>
       <w:r>
         <w:rPr>
@@ -22379,7 +22264,7 @@
               <w:spacing w:line="276" w:lineRule="auto"/>
               <w:ind w:firstLineChars="0"/>
               <w:rPr>
-                <w:rFonts w:ascii="Arial" w:hAnsi="Arial" w:cs="Arial" w:hint="eastAsia"/>
+                <w:rFonts w:ascii="Arial" w:hAnsi="Arial" w:cs="Arial"/>
               </w:rPr>
             </w:pPr>
             <w:r>
@@ -22474,17 +22359,15 @@
               <w:autoSpaceDN w:val="0"/>
               <w:adjustRightInd w:val="0"/>
               <w:jc w:val="left"/>
+            </w:pPr>
+            <w:r>
+              <w:lastRenderedPageBreak/>
+              <w:t>O</w:t>
+            </w:r>
+            <w:r>
               <w:rPr>
                 <w:rFonts w:hint="eastAsia"/>
               </w:rPr>
-            </w:pPr>
-            <w:r>
-              <w:t>O</w:t>
-            </w:r>
-            <w:r>
-              <w:rPr>
-                <w:rFonts w:hint="eastAsia"/>
-              </w:rPr>
               <w:t>ptions</w:t>
             </w:r>
           </w:p>
@@ -22494,11 +22377,6 @@
             <w:tcW w:w="2227" w:type="dxa"/>
           </w:tcPr>
           <w:p>
-            <w:pPr>
-              <w:rPr>
-                <w:rFonts w:hint="eastAsia"/>
-              </w:rPr>
-            </w:pPr>
             <w:r>
               <w:rPr>
                 <w:rFonts w:hint="eastAsia"/>
@@ -22526,9 +22404,6 @@
               </w:numPr>
               <w:spacing w:line="276" w:lineRule="auto"/>
               <w:ind w:firstLineChars="0"/>
-              <w:rPr>
-                <w:rFonts w:hint="eastAsia"/>
-              </w:rPr>
             </w:pPr>
             <w:r>
               <w:rPr>
@@ -22552,14 +22427,11 @@
               </w:numPr>
               <w:spacing w:line="276" w:lineRule="auto"/>
               <w:ind w:firstLineChars="0"/>
+            </w:pPr>
+            <w:r>
               <w:rPr>
                 <w:rFonts w:hint="eastAsia"/>
               </w:rPr>
-            </w:pPr>
-            <w:r>
-              <w:rPr>
-                <w:rFonts w:hint="eastAsia"/>
-              </w:rPr>
               <w:t>为空</w:t>
             </w:r>
           </w:p>
@@ -22572,7 +22444,7 @@
             <w:pPr>
               <w:spacing w:line="276" w:lineRule="auto"/>
               <w:rPr>
-                <w:rFonts w:ascii="Arial" w:hAnsi="Arial" w:cs="Arial" w:hint="eastAsia"/>
+                <w:rFonts w:ascii="Arial" w:hAnsi="Arial" w:cs="Arial"/>
               </w:rPr>
             </w:pPr>
             <w:r>
@@ -22623,9 +22495,6 @@
       <w:pPr>
         <w:spacing w:line="276" w:lineRule="auto"/>
         <w:ind w:left="840"/>
-        <w:rPr>
-          <w:rFonts w:hint="eastAsia"/>
-        </w:rPr>
       </w:pPr>
     </w:p>
     <w:p>
@@ -22642,7 +22511,6 @@
         <w:rPr>
           <w:rFonts w:hint="eastAsia"/>
         </w:rPr>
-        <w:lastRenderedPageBreak/>
         <w:t>快照获取配置状态信息</w:t>
       </w:r>
     </w:p>
@@ -22651,9 +22519,6 @@
         <w:pStyle w:val="ListParagraph"/>
         <w:spacing w:line="276" w:lineRule="auto"/>
         <w:ind w:left="840" w:firstLineChars="0" w:firstLine="0"/>
-        <w:rPr>
-          <w:rFonts w:hint="eastAsia"/>
-        </w:rPr>
       </w:pPr>
       <w:r>
         <w:rPr>
@@ -22707,9 +22572,6 @@
         </w:numPr>
         <w:spacing w:line="276" w:lineRule="auto"/>
         <w:ind w:firstLineChars="0"/>
-        <w:rPr>
-          <w:rFonts w:hint="eastAsia"/>
-        </w:rPr>
       </w:pPr>
       <w:r>
         <w:rPr>
@@ -22727,9 +22589,6 @@
         </w:numPr>
         <w:spacing w:line="276" w:lineRule="auto"/>
         <w:ind w:firstLineChars="0"/>
-        <w:rPr>
-          <w:rFonts w:hint="eastAsia"/>
-        </w:rPr>
       </w:pPr>
       <w:r>
         <w:rPr>
@@ -22759,9 +22618,6 @@
         </w:numPr>
         <w:spacing w:line="276" w:lineRule="auto"/>
         <w:ind w:firstLineChars="0"/>
-        <w:rPr>
-          <w:rFonts w:hint="eastAsia"/>
-        </w:rPr>
       </w:pPr>
       <w:r>
         <w:rPr>
@@ -22774,9 +22630,6 @@
       <w:pPr>
         <w:spacing w:line="276" w:lineRule="auto"/>
         <w:ind w:left="840"/>
-        <w:rPr>
-          <w:rFonts w:hint="eastAsia"/>
-        </w:rPr>
       </w:pPr>
     </w:p>
     <w:p>
@@ -23030,7 +22883,7 @@
               <w:spacing w:line="276" w:lineRule="auto"/>
               <w:ind w:firstLineChars="0"/>
               <w:rPr>
-                <w:rFonts w:ascii="Arial" w:hAnsi="Arial" w:cs="Arial" w:hint="eastAsia"/>
+                <w:rFonts w:ascii="Arial" w:hAnsi="Arial" w:cs="Arial"/>
               </w:rPr>
             </w:pPr>
             <w:r>
@@ -23101,9 +22954,6 @@
       <w:pPr>
         <w:spacing w:line="276" w:lineRule="auto"/>
         <w:ind w:left="840"/>
-        <w:rPr>
-          <w:rFonts w:hint="eastAsia"/>
-        </w:rPr>
       </w:pPr>
     </w:p>
     <w:p>
@@ -23115,9 +22965,6 @@
         </w:numPr>
         <w:spacing w:line="276" w:lineRule="auto"/>
         <w:ind w:firstLineChars="0"/>
-        <w:rPr>
-          <w:rFonts w:hint="eastAsia"/>
-        </w:rPr>
       </w:pPr>
       <w:r>
         <w:rPr>
@@ -23131,9 +22978,6 @@
         <w:pStyle w:val="ListParagraph"/>
         <w:spacing w:line="276" w:lineRule="auto"/>
         <w:ind w:left="840" w:firstLineChars="0" w:firstLine="0"/>
-        <w:rPr>
-          <w:rFonts w:hint="eastAsia"/>
-        </w:rPr>
       </w:pPr>
       <w:r>
         <w:rPr>
@@ -23207,9 +23051,6 @@
         <w:pStyle w:val="ListParagraph"/>
         <w:spacing w:line="276" w:lineRule="auto"/>
         <w:ind w:left="840" w:firstLineChars="0" w:firstLine="0"/>
-        <w:rPr>
-          <w:rFonts w:hint="eastAsia"/>
-        </w:rPr>
       </w:pPr>
       <w:r>
         <w:rPr>
@@ -23219,10 +23060,10 @@
       </w:r>
       <w:r>
         <w:object w:dxaOrig="1530" w:dyaOrig="962">
-          <v:shape id="_x0000_i1028" type="#_x0000_t75" style="width:76.5pt;height:48pt" o:ole="">
+          <v:shape id="_x0000_i1028" type="#_x0000_t75" style="width:76.85pt;height:47.75pt" o:ole="">
             <v:imagedata r:id="rId17" o:title=""/>
           </v:shape>
-          <o:OLEObject Type="Link" ProgID="Excel.Sheet.8" ShapeID="_x0000_i1028" DrawAspect="Icon" r:id="rId18" UpdateMode="Always">
+          <o:OLEObject Type="Link" ProgID="Excel.Sheet.12" ShapeID="_x0000_i1028" DrawAspect="Icon" r:id="rId18" UpdateMode="Always">
             <o:LinkType>EnhancedMetaFile</o:LinkType>
             <o:LockedField>false</o:LockedField>
             <o:FieldCodes>\f 0</o:FieldCodes>
@@ -23234,9 +23075,6 @@
       <w:pPr>
         <w:spacing w:line="276" w:lineRule="auto"/>
         <w:ind w:firstLine="405"/>
-        <w:rPr>
-          <w:rFonts w:hint="eastAsia"/>
-        </w:rPr>
       </w:pPr>
     </w:p>
     <w:p>
@@ -23298,6 +23136,7 @@
         <w:spacing w:line="276" w:lineRule="auto"/>
         <w:ind w:firstLine="405"/>
       </w:pPr>
+      <w:commentRangeStart w:id="14"/>
       <w:r>
         <w:rPr>
           <w:rFonts w:hint="eastAsia"/>
@@ -23309,6 +23148,13 @@
           <w:rFonts w:hint="eastAsia"/>
         </w:rPr>
         <w:t>场景：</w:t>
+      </w:r>
+      <w:commentRangeEnd w:id="14"/>
+      <w:r>
+        <w:rPr>
+          <w:rStyle w:val="CommentReference"/>
+        </w:rPr>
+        <w:commentReference w:id="14"/>
       </w:r>
     </w:p>
     <w:p>
@@ -23387,9 +23233,6 @@
       <w:pPr>
         <w:spacing w:line="276" w:lineRule="auto"/>
         <w:ind w:firstLineChars="340" w:firstLine="714"/>
-        <w:rPr>
-          <w:rFonts w:hint="eastAsia"/>
-        </w:rPr>
       </w:pPr>
       <w:r>
         <w:rPr>
@@ -23467,6 +23310,7 @@
         <w:rPr>
           <w:rFonts w:hint="eastAsia"/>
         </w:rPr>
+        <w:lastRenderedPageBreak/>
         <w:t>六</w:t>
       </w:r>
       <w:r>
@@ -23527,7 +23371,6 @@
         <w:rPr>
           <w:rFonts w:hint="eastAsia"/>
         </w:rPr>
-        <w:lastRenderedPageBreak/>
         <w:t>七</w:t>
       </w:r>
       <w:r>
@@ -23629,7 +23472,7 @@
           <w:rFonts w:ascii="Arial" w:hAnsi="Arial" w:cs="Arial"/>
         </w:rPr>
       </w:pPr>
-      <w:bookmarkStart w:id="14" w:name="_Toc502217315"/>
+      <w:bookmarkStart w:id="15" w:name="_Toc502217315"/>
       <w:r>
         <w:rPr>
           <w:rFonts w:ascii="Arial" w:hAnsi="Arial" w:cs="Arial"/>
@@ -23641,31 +23484,6 @@
           <w:rFonts w:ascii="Arial" w:hAnsi="Arial" w:cs="Arial"/>
         </w:rPr>
         <w:t>分析和设计</w:t>
-      </w:r>
-      <w:bookmarkEnd w:id="14"/>
-    </w:p>
-    <w:p>
-      <w:r>
-        <w:rPr>
-          <w:rFonts w:hint="eastAsia"/>
-        </w:rPr>
-        <w:t>无</w:t>
-      </w:r>
-    </w:p>
-    <w:p>
-      <w:pPr>
-        <w:pStyle w:val="Heading3"/>
-        <w:spacing w:line="276" w:lineRule="auto"/>
-        <w:rPr>
-          <w:rFonts w:ascii="Arial" w:hAnsi="Arial" w:cs="Arial"/>
-        </w:rPr>
-      </w:pPr>
-      <w:bookmarkStart w:id="15" w:name="_Toc502217316"/>
-      <w:r>
-        <w:rPr>
-          <w:rFonts w:ascii="Arial" w:hAnsi="Arial" w:cs="Arial"/>
-        </w:rPr>
-        <w:t>兼容性分析和设计</w:t>
       </w:r>
       <w:bookmarkEnd w:id="15"/>
     </w:p>
@@ -23674,31 +23492,7 @@
         <w:rPr>
           <w:rFonts w:hint="eastAsia"/>
         </w:rPr>
-        <w:t>版本兼容性测试：版本升级验证，版本升级后</w:t>
-      </w:r>
-      <w:r>
-        <w:rPr>
-          <w:rFonts w:hint="eastAsia"/>
-        </w:rPr>
-        <w:t>原有配置和</w:t>
-      </w:r>
-      <w:r>
-        <w:rPr>
-          <w:rFonts w:hint="eastAsia"/>
-        </w:rPr>
-        <w:t>新增接口基本功能正常</w:t>
-      </w:r>
-      <w:r>
-        <w:rPr>
-          <w:rFonts w:hint="eastAsia"/>
-        </w:rPr>
-        <w:t>（升级后每个参数级别覆盖验证）</w:t>
-      </w:r>
-      <w:r>
-        <w:rPr>
-          <w:rFonts w:hint="eastAsia"/>
-        </w:rPr>
-        <w:t>。</w:t>
+        <w:t>无</w:t>
       </w:r>
     </w:p>
     <w:p>
@@ -23706,27 +23500,15 @@
         <w:pStyle w:val="Heading3"/>
         <w:spacing w:line="276" w:lineRule="auto"/>
         <w:rPr>
-          <w:rFonts w:ascii="Arial" w:hAnsi="Arial" w:cs="Arial" w:hint="eastAsia"/>
-        </w:rPr>
-      </w:pPr>
-      <w:bookmarkStart w:id="16" w:name="_Toc502217317"/>
-      <w:r>
-        <w:rPr>
           <w:rFonts w:ascii="Arial" w:hAnsi="Arial" w:cs="Arial"/>
         </w:rPr>
-        <w:t>与其它</w:t>
-      </w:r>
+      </w:pPr>
+      <w:bookmarkStart w:id="16" w:name="_Toc502217316"/>
       <w:r>
         <w:rPr>
           <w:rFonts w:ascii="Arial" w:hAnsi="Arial" w:cs="Arial"/>
         </w:rPr>
-        <w:t>story</w:t>
-      </w:r>
-      <w:r>
-        <w:rPr>
-          <w:rFonts w:ascii="Arial" w:hAnsi="Arial" w:cs="Arial"/>
-        </w:rPr>
-        <w:t>和特性交互分析和设计</w:t>
+        <w:t>兼容性分析和设计</w:t>
       </w:r>
       <w:bookmarkEnd w:id="16"/>
     </w:p>
@@ -23735,27 +23517,71 @@
         <w:rPr>
           <w:rFonts w:hint="eastAsia"/>
         </w:rPr>
-        <w:t>无</w:t>
+        <w:t>版本兼容性测试：版本升级验证，版本升级后</w:t>
+      </w:r>
+      <w:r>
+        <w:rPr>
+          <w:rFonts w:hint="eastAsia"/>
+        </w:rPr>
+        <w:t>原有配置和</w:t>
+      </w:r>
+      <w:r>
+        <w:rPr>
+          <w:rFonts w:hint="eastAsia"/>
+        </w:rPr>
+        <w:t>新增接口基本功能正常</w:t>
+      </w:r>
+      <w:r>
+        <w:rPr>
+          <w:rFonts w:hint="eastAsia"/>
+        </w:rPr>
+        <w:t>（升级后每个参数级别覆盖验证）</w:t>
+      </w:r>
+      <w:r>
+        <w:rPr>
+          <w:rFonts w:hint="eastAsia"/>
+        </w:rPr>
+        <w:t>。</w:t>
       </w:r>
     </w:p>
     <w:p>
       <w:pPr>
-        <w:pStyle w:val="Heading2"/>
+        <w:pStyle w:val="Heading3"/>
         <w:spacing w:line="276" w:lineRule="auto"/>
         <w:rPr>
-          <w:rFonts w:cs="Arial"/>
-        </w:rPr>
-      </w:pPr>
-      <w:bookmarkStart w:id="17" w:name="_Toc502217318"/>
-      <w:r>
-        <w:rPr>
-          <w:rFonts w:cs="Arial"/>
-        </w:rPr>
-        <w:t>可测试性分析</w:t>
+          <w:rFonts w:ascii="Arial" w:hAnsi="Arial" w:cs="Arial"/>
+        </w:rPr>
+      </w:pPr>
+      <w:bookmarkStart w:id="17" w:name="_Toc502217317"/>
+      <w:r>
+        <w:rPr>
+          <w:rFonts w:ascii="Arial" w:hAnsi="Arial" w:cs="Arial"/>
+        </w:rPr>
+        <w:t>与其它</w:t>
+      </w:r>
+      <w:r>
+        <w:rPr>
+          <w:rFonts w:ascii="Arial" w:hAnsi="Arial" w:cs="Arial"/>
+        </w:rPr>
+        <w:t>story</w:t>
+      </w:r>
+      <w:r>
+        <w:rPr>
+          <w:rFonts w:ascii="Arial" w:hAnsi="Arial" w:cs="Arial"/>
+        </w:rPr>
+        <w:t>和特性交互分析和设计</w:t>
       </w:r>
       <w:bookmarkEnd w:id="17"/>
     </w:p>
     <w:p>
+      <w:r>
+        <w:rPr>
+          <w:rFonts w:hint="eastAsia"/>
+        </w:rPr>
+        <w:t>无</w:t>
+      </w:r>
+    </w:p>
+    <w:p>
       <w:pPr>
         <w:pStyle w:val="Heading2"/>
         <w:spacing w:line="276" w:lineRule="auto"/>
@@ -23763,17 +23589,34 @@
           <w:rFonts w:cs="Arial"/>
         </w:rPr>
       </w:pPr>
-      <w:bookmarkStart w:id="18" w:name="_Toc502217319"/>
+      <w:bookmarkStart w:id="18" w:name="_Toc502217318"/>
       <w:r>
         <w:rPr>
           <w:rFonts w:cs="Arial"/>
         </w:rPr>
-        <w:t>自动化分析和设计</w:t>
+        <w:t>可测试性分析</w:t>
       </w:r>
       <w:bookmarkEnd w:id="18"/>
     </w:p>
     <w:p>
       <w:pPr>
+        <w:pStyle w:val="Heading2"/>
+        <w:spacing w:line="276" w:lineRule="auto"/>
+        <w:rPr>
+          <w:rFonts w:cs="Arial"/>
+        </w:rPr>
+      </w:pPr>
+      <w:bookmarkStart w:id="19" w:name="_Toc502217319"/>
+      <w:r>
+        <w:rPr>
+          <w:rFonts w:cs="Arial"/>
+        </w:rPr>
+        <w:t>自动化分析和设计</w:t>
+      </w:r>
+      <w:bookmarkEnd w:id="19"/>
+    </w:p>
+    <w:p>
+      <w:pPr>
         <w:spacing w:line="276" w:lineRule="auto"/>
         <w:ind w:firstLineChars="200" w:firstLine="420"/>
       </w:pPr>
@@ -23817,47 +23660,47 @@
           <w:rFonts w:cs="Arial"/>
         </w:rPr>
       </w:pPr>
-      <w:bookmarkStart w:id="19" w:name="_Toc502217320"/>
+      <w:bookmarkStart w:id="20" w:name="_Toc502217320"/>
       <w:r>
         <w:rPr>
           <w:rFonts w:cs="Arial"/>
         </w:rPr>
         <w:t>详细测试方法</w:t>
-      </w:r>
-      <w:bookmarkEnd w:id="19"/>
-    </w:p>
-    <w:p>
-      <w:pPr>
-        <w:pStyle w:val="Heading3"/>
-        <w:spacing w:line="276" w:lineRule="auto"/>
-        <w:rPr>
-          <w:rFonts w:ascii="Arial" w:hAnsi="Arial" w:cs="Arial"/>
-        </w:rPr>
-      </w:pPr>
-      <w:bookmarkStart w:id="20" w:name="_Toc502217321"/>
-      <w:r>
-        <w:rPr>
-          <w:rFonts w:ascii="Arial" w:hAnsi="Arial" w:cs="Arial"/>
-        </w:rPr>
-        <w:t>详细设计</w:t>
       </w:r>
       <w:bookmarkEnd w:id="20"/>
     </w:p>
     <w:p>
-      <w:r>
-        <w:rPr>
-          <w:rFonts w:hint="eastAsia"/>
-        </w:rPr>
-        <w:t>见“功能分析和测试设计”章节</w:t>
-      </w:r>
-      <w:r>
-        <w:rPr>
-          <w:rFonts w:hint="eastAsia"/>
-        </w:rPr>
-        <w:t>描述</w:t>
-      </w:r>
+      <w:pPr>
+        <w:pStyle w:val="Heading3"/>
+        <w:spacing w:line="276" w:lineRule="auto"/>
+        <w:rPr>
+          <w:rFonts w:ascii="Arial" w:hAnsi="Arial" w:cs="Arial"/>
+        </w:rPr>
+      </w:pPr>
+      <w:bookmarkStart w:id="21" w:name="_Toc502217321"/>
+      <w:r>
+        <w:rPr>
+          <w:rFonts w:ascii="Arial" w:hAnsi="Arial" w:cs="Arial"/>
+        </w:rPr>
+        <w:t>详细设计</w:t>
+      </w:r>
+      <w:bookmarkEnd w:id="21"/>
     </w:p>
     <w:p>
+      <w:r>
+        <w:rPr>
+          <w:rFonts w:hint="eastAsia"/>
+        </w:rPr>
+        <w:t>见“功能分析和测试设计”章节</w:t>
+      </w:r>
+      <w:r>
+        <w:rPr>
+          <w:rFonts w:hint="eastAsia"/>
+        </w:rPr>
+        <w:t>描述</w:t>
+      </w:r>
+    </w:p>
+    <w:p>
       <w:pPr>
         <w:pStyle w:val="Heading3"/>
         <w:spacing w:line="276" w:lineRule="auto"/>
@@ -23865,14 +23708,14 @@
           <w:rFonts w:ascii="Arial" w:hAnsi="Arial" w:cs="Arial"/>
         </w:rPr>
       </w:pPr>
-      <w:bookmarkStart w:id="21" w:name="_Toc502217322"/>
+      <w:bookmarkStart w:id="22" w:name="_Toc502217322"/>
       <w:r>
         <w:rPr>
           <w:rFonts w:ascii="Arial" w:hAnsi="Arial" w:cs="Arial"/>
         </w:rPr>
         <w:t>验收测试用例</w:t>
       </w:r>
-      <w:bookmarkEnd w:id="21"/>
+      <w:bookmarkEnd w:id="22"/>
     </w:p>
     <w:p>
       <w:pPr>
@@ -24066,6 +23909,7 @@
                 <w:sz w:val="20"/>
                 <w:szCs w:val="20"/>
               </w:rPr>
+              <w:lastRenderedPageBreak/>
               <w:t>TS001</w:t>
             </w:r>
           </w:p>
@@ -24169,16 +24013,7 @@
                 <w:sz w:val="20"/>
                 <w:szCs w:val="20"/>
               </w:rPr>
-              <w:t>db.snapshot(SDB_SNAP_CONFIG,{GroupName:"group</w:t>
-            </w:r>
-            <w:r>
-              <w:rPr>
-                <w:rFonts w:ascii="Arial" w:hAnsi="Arial" w:cs="Arial"/>
-                <w:sz w:val="20"/>
-                <w:szCs w:val="20"/>
-              </w:rPr>
-              <w:lastRenderedPageBreak/>
-              <w:t>1",Svcname:"11830"})</w:t>
+              <w:t>db.snapshot(SDB_SNAP_CONFIG,{GroupName:"group1",Svcname:"11830"})</w:t>
             </w:r>
           </w:p>
           <w:p>
@@ -24192,7 +24027,7 @@
               <w:ind w:firstLineChars="0"/>
               <w:cnfStyle w:val="000000100000"/>
               <w:rPr>
-                <w:rFonts w:ascii="Arial" w:hAnsi="Arial" w:cs="Arial" w:hint="eastAsia"/>
+                <w:rFonts w:ascii="Arial" w:hAnsi="Arial" w:cs="Arial"/>
                 <w:sz w:val="20"/>
                 <w:szCs w:val="20"/>
               </w:rPr>
@@ -24250,7 +24085,6 @@
                 <w:sz w:val="20"/>
                 <w:szCs w:val="20"/>
               </w:rPr>
-              <w:lastRenderedPageBreak/>
               <w:t>显示指定节点配置信息，配置参数信息正确</w:t>
             </w:r>
           </w:p>
@@ -24298,7 +24132,6 @@
                 <w:sz w:val="20"/>
                 <w:szCs w:val="20"/>
               </w:rPr>
-              <w:lastRenderedPageBreak/>
               <w:t>TS00</w:t>
             </w:r>
             <w:r>
@@ -24340,15 +24173,7 @@
                 <w:sz w:val="20"/>
                 <w:szCs w:val="20"/>
               </w:rPr>
-              <w:t>SQL</w:t>
-            </w:r>
-            <w:r>
-              <w:rPr>
-                <w:rFonts w:ascii="Arial" w:hAnsi="Arial" w:cs="Arial" w:hint="eastAsia"/>
-                <w:sz w:val="20"/>
-                <w:szCs w:val="20"/>
-              </w:rPr>
-              <w:t>t</w:t>
+              <w:t>SQLt</w:t>
             </w:r>
             <w:r>
               <w:rPr>
@@ -24400,7 +24225,7 @@
               <w:ind w:firstLineChars="0"/>
               <w:cnfStyle w:val="000000010000"/>
               <w:rPr>
-                <w:rFonts w:ascii="Arial" w:hAnsi="Arial" w:cs="Arial" w:hint="eastAsia"/>
+                <w:rFonts w:ascii="Arial" w:hAnsi="Arial" w:cs="Arial"/>
                 <w:sz w:val="20"/>
                 <w:szCs w:val="20"/>
               </w:rPr>
@@ -24667,7 +24492,7 @@
               <w:ind w:firstLineChars="0"/>
               <w:cnfStyle w:val="000000100000"/>
               <w:rPr>
-                <w:rFonts w:ascii="Arial" w:hAnsi="Arial" w:cs="Arial" w:hint="eastAsia"/>
+                <w:rFonts w:ascii="Arial" w:hAnsi="Arial" w:cs="Arial"/>
                 <w:sz w:val="20"/>
                 <w:szCs w:val="20"/>
               </w:rPr>
@@ -24692,7 +24517,7 @@
               <w:ind w:firstLineChars="0"/>
               <w:cnfStyle w:val="000000100000"/>
               <w:rPr>
-                <w:rFonts w:ascii="Arial" w:hAnsi="Arial" w:cs="Arial" w:hint="eastAsia"/>
+                <w:rFonts w:ascii="Arial" w:hAnsi="Arial" w:cs="Arial"/>
                 <w:sz w:val="20"/>
                 <w:szCs w:val="20"/>
               </w:rPr>
@@ -24844,7 +24669,7 @@
               <w:ind w:firstLineChars="0"/>
               <w:cnfStyle w:val="000000010000"/>
               <w:rPr>
-                <w:rFonts w:ascii="Arial" w:hAnsi="Arial" w:cs="Arial" w:hint="eastAsia"/>
+                <w:rFonts w:ascii="Arial" w:hAnsi="Arial" w:cs="Arial"/>
                 <w:sz w:val="20"/>
                 <w:szCs w:val="20"/>
               </w:rPr>
@@ -24950,7 +24775,7 @@
               <w:ind w:firstLineChars="0"/>
               <w:cnfStyle w:val="000000010000"/>
               <w:rPr>
-                <w:rFonts w:ascii="Arial" w:hAnsi="Arial" w:cs="Arial" w:hint="eastAsia"/>
+                <w:rFonts w:ascii="Arial" w:hAnsi="Arial" w:cs="Arial"/>
                 <w:sz w:val="20"/>
                 <w:szCs w:val="20"/>
               </w:rPr>
@@ -24975,7 +24800,7 @@
               <w:ind w:firstLineChars="0"/>
               <w:cnfStyle w:val="000000010000"/>
               <w:rPr>
-                <w:rFonts w:ascii="Arial" w:hAnsi="Arial" w:cs="Arial" w:hint="eastAsia"/>
+                <w:rFonts w:ascii="Arial" w:hAnsi="Arial" w:cs="Arial"/>
                 <w:sz w:val="20"/>
                 <w:szCs w:val="20"/>
               </w:rPr>
@@ -25069,12 +24894,12 @@
       </w:pPr>
     </w:p>
     <w:sectPr>
-      <w:headerReference w:type="even" r:id="rId19"/>
-      <w:headerReference w:type="default" r:id="rId20"/>
-      <w:footerReference w:type="even" r:id="rId21"/>
-      <w:footerReference w:type="default" r:id="rId22"/>
-      <w:headerReference w:type="first" r:id="rId23"/>
-      <w:footerReference w:type="first" r:id="rId24"/>
+      <w:headerReference w:type="even" r:id="rId20"/>
+      <w:headerReference w:type="default" r:id="rId21"/>
+      <w:footerReference w:type="even" r:id="rId22"/>
+      <w:footerReference w:type="default" r:id="rId23"/>
+      <w:headerReference w:type="first" r:id="rId24"/>
+      <w:footerReference w:type="first" r:id="rId25"/>
       <w:pgSz w:w="11906" w:h="16838"/>
       <w:pgMar w:top="1312" w:right="1800" w:bottom="1440" w:left="1800" w:header="779" w:footer="992" w:gutter="0"/>
       <w:cols w:space="425"/>
@@ -25082,6 +24907,30 @@
     </w:sectPr>
   </w:body>
 </w:document>
+</file>
+
+<file path=word/comments.xml><?xml version="1.0" encoding="utf-8"?>
+<w:comments xmlns:ve="http://schemas.openxmlformats.org/markup-compatibility/2006" xmlns:o="urn:schemas-microsoft-com:office:office" xmlns:r="http://schemas.openxmlformats.org/officeDocument/2006/relationships" xmlns:m="http://schemas.openxmlformats.org/officeDocument/2006/math" xmlns:v="urn:schemas-microsoft-com:vml" xmlns:wp="http://schemas.openxmlformats.org/drawingml/2006/wordprocessingDrawing" xmlns:w10="urn:schemas-microsoft-com:office:word" xmlns:w="http://schemas.openxmlformats.org/wordprocessingml/2006/main" xmlns:wne="http://schemas.microsoft.com/office/word/2006/wordml">
+  <w:comment w:id="14" w:author="wuyan" w:date="2018-03-22T09:24:00Z" w:initials="w">
+    <w:p>
+      <w:pPr>
+        <w:pStyle w:val="CommentText"/>
+      </w:pPr>
+      <w:r>
+        <w:rPr>
+          <w:rStyle w:val="CommentReference"/>
+        </w:rPr>
+        <w:annotationRef/>
+      </w:r>
+      <w:r>
+        <w:rPr>
+          <w:rFonts w:hint="eastAsia"/>
+        </w:rPr>
+        <w:t>并发执行快照查询</w:t>
+      </w:r>
+    </w:p>
+  </w:comment>
+</w:comments>
 </file>
 
 <file path=word/endnotes.xml><?xml version="1.0" encoding="utf-8"?>
@@ -25144,7 +24993,7 @@
               <w:rPr>
                 <w:noProof/>
               </w:rPr>
-              <w:t>2018-3-21</w:t>
+              <w:t>2018-3-22</w:t>
             </w:r>
           </w:fldSimple>
         </w:p>
@@ -29686,6 +29535,21 @@
 </file>
 
 <file path=customXml/item1.xml><?xml version="1.0" encoding="utf-8"?>
+<p:properties xmlns:p="http://schemas.microsoft.com/office/2006/metadata/properties" xmlns:xsi="http://www.w3.org/2001/XMLSchema-instance">
+  <documentManagement/>
+</p:properties>
+</file>
+
+<file path=customXml/item2.xml><?xml version="1.0" encoding="utf-8"?>
+<?mso-contentType ?>
+<FormTemplates xmlns="http://schemas.microsoft.com/sharepoint/v3/contenttype/forms">
+  <Display>DocumentLibraryForm</Display>
+  <Edit>DocumentLibraryForm</Edit>
+  <New>DocumentLibraryForm</New>
+</FormTemplates>
+</file>
+
+<file path=customXml/item3.xml><?xml version="1.0" encoding="utf-8"?>
 <ct:contentTypeSchema xmlns:ct="http://schemas.microsoft.com/office/2006/metadata/contentType" xmlns:ma="http://schemas.microsoft.com/office/2006/metadata/properties/metaAttributes" ct:_="" ma:_="" ma:contentTypeName="Document" ma:contentTypeID="0x010100C9D738FE56F9DD4F818CEE0622FC80C0" ma:contentTypeVersion="0" ma:contentTypeDescription="Create a new document." ma:contentTypeScope="" ma:versionID="c733d375e9f13075cc482d188b8bae2c">
   <xsd:schema xmlns:xsd="http://www.w3.org/2001/XMLSchema" xmlns:p="http://schemas.microsoft.com/office/2006/metadata/properties" targetNamespace="http://schemas.microsoft.com/office/2006/metadata/properties" ma:root="true" ma:fieldsID="4aeb20c0e3442673af7ee10786458764">
     <xsd:element name="properties">
@@ -29734,26 +29598,27 @@
 </ct:contentTypeSchema>
 </file>
 
-<file path=customXml/item2.xml><?xml version="1.0" encoding="utf-8"?>
-<?mso-contentType ?>
-<FormTemplates xmlns="http://schemas.microsoft.com/sharepoint/v3/contenttype/forms">
-  <Display>DocumentLibraryForm</Display>
-  <Edit>DocumentLibraryForm</Edit>
-  <New>DocumentLibraryForm</New>
-</FormTemplates>
-</file>
-
-<file path=customXml/item3.xml><?xml version="1.0" encoding="utf-8"?>
-<p:properties xmlns:p="http://schemas.microsoft.com/office/2006/metadata/properties" xmlns:xsi="http://www.w3.org/2001/XMLSchema-instance">
-  <documentManagement/>
-</p:properties>
-</file>
-
 <file path=customXml/item4.xml><?xml version="1.0" encoding="utf-8"?>
 <b:Sources xmlns:b="http://schemas.openxmlformats.org/officeDocument/2006/bibliography" xmlns="http://schemas.openxmlformats.org/officeDocument/2006/bibliography" SelectedStyle="\APA.XSL" StyleName="APA"/>
 </file>
 
 <file path=customXml/itemProps1.xml><?xml version="1.0" encoding="utf-8"?>
+<ds:datastoreItem xmlns:ds="http://schemas.openxmlformats.org/officeDocument/2006/customXml" ds:itemID="{283A67FA-FB68-40D1-A1FD-BD4AEE599422}">
+  <ds:schemaRefs>
+    <ds:schemaRef ds:uri="http://schemas.microsoft.com/office/2006/metadata/properties"/>
+  </ds:schemaRefs>
+</ds:datastoreItem>
+</file>
+
+<file path=customXml/itemProps2.xml><?xml version="1.0" encoding="utf-8"?>
+<ds:datastoreItem xmlns:ds="http://schemas.openxmlformats.org/officeDocument/2006/customXml" ds:itemID="{9C2CE626-7193-49AD-BC45-D7AF4DFA65A4}">
+  <ds:schemaRefs>
+    <ds:schemaRef ds:uri="http://schemas.microsoft.com/sharepoint/v3/contenttype/forms"/>
+  </ds:schemaRefs>
+</ds:datastoreItem>
+</file>
+
+<file path=customXml/itemProps3.xml><?xml version="1.0" encoding="utf-8"?>
 <ds:datastoreItem xmlns:ds="http://schemas.openxmlformats.org/officeDocument/2006/customXml" ds:itemID="{94CFB702-9C76-4C98-BCB1-FF31686087A1}">
   <ds:schemaRefs>
     <ds:schemaRef ds:uri="http://schemas.microsoft.com/office/2006/metadata/contentType"/>
@@ -29768,22 +29633,6 @@
 </ds:datastoreItem>
 </file>
 
-<file path=customXml/itemProps2.xml><?xml version="1.0" encoding="utf-8"?>
-<ds:datastoreItem xmlns:ds="http://schemas.openxmlformats.org/officeDocument/2006/customXml" ds:itemID="{9C2CE626-7193-49AD-BC45-D7AF4DFA65A4}">
-  <ds:schemaRefs>
-    <ds:schemaRef ds:uri="http://schemas.microsoft.com/sharepoint/v3/contenttype/forms"/>
-  </ds:schemaRefs>
-</ds:datastoreItem>
-</file>
-
-<file path=customXml/itemProps3.xml><?xml version="1.0" encoding="utf-8"?>
-<ds:datastoreItem xmlns:ds="http://schemas.openxmlformats.org/officeDocument/2006/customXml" ds:itemID="{283A67FA-FB68-40D1-A1FD-BD4AEE599422}">
-  <ds:schemaRefs>
-    <ds:schemaRef ds:uri="http://schemas.microsoft.com/office/2006/metadata/properties"/>
-  </ds:schemaRefs>
-</ds:datastoreItem>
-</file>
-
 <file path=customXml/itemProps4.xml><?xml version="1.0" encoding="utf-8"?>
 <ds:datastoreItem xmlns:ds="http://schemas.openxmlformats.org/officeDocument/2006/customXml" ds:itemID="{1DD4FC65-A092-42B2-9C07-2E2A6CB4E1DF}">
   <ds:schemaRefs>
